--- a/Day_03/day_03.docx
+++ b/Day_03/day_03.docx
@@ -511,8 +511,6 @@
             <w:r>
               <w:t>let z = x ** 2;</w:t>
             </w:r>
-            <w:bookmarkStart w:id="0" w:name="_GoBack"/>
-            <w:bookmarkEnd w:id="0"/>
           </w:p>
         </w:tc>
       </w:tr>
@@ -727,13 +725,7 @@
           </w:tcPr>
           <w:p>
             <w:r>
-              <w:t>let x = 5;</w:t>
-            </w:r>
-            <w:r>
-              <w:t xml:space="preserve">  </w:t>
-            </w:r>
-            <w:r>
-              <w:t>x++;</w:t>
+              <w:t>let x = 5;  x++;</w:t>
             </w:r>
           </w:p>
         </w:tc>
@@ -874,8 +866,8 @@
         <w:tblLook w:val="04A0" w:firstRow="1" w:lastRow="0" w:firstColumn="1" w:lastColumn="0" w:noHBand="0" w:noVBand="1"/>
       </w:tblPr>
       <w:tblGrid>
-        <w:gridCol w:w="1080"/>
-        <w:gridCol w:w="2340"/>
+        <w:gridCol w:w="1530"/>
+        <w:gridCol w:w="1890"/>
         <w:gridCol w:w="1890"/>
         <w:gridCol w:w="2700"/>
         <w:gridCol w:w="2160"/>
@@ -883,7 +875,7 @@
       <w:tr>
         <w:tc>
           <w:tcPr>
-            <w:tcW w:w="1080" w:type="dxa"/>
+            <w:tcW w:w="1530" w:type="dxa"/>
             <w:shd w:val="clear" w:color="auto" w:fill="FFFFFF"/>
             <w:tcMar>
               <w:top w:w="120" w:type="dxa"/>
@@ -903,6 +895,7 @@
                 <w:szCs w:val="28"/>
               </w:rPr>
             </w:pPr>
+            <w:bookmarkStart w:id="0" w:name="_GoBack" w:colFirst="2" w:colLast="2"/>
             <w:r>
               <w:rPr>
                 <w:b/>
@@ -916,7 +909,7 @@
         </w:tc>
         <w:tc>
           <w:tcPr>
-            <w:tcW w:w="2340" w:type="dxa"/>
+            <w:tcW w:w="1890" w:type="dxa"/>
             <w:shd w:val="clear" w:color="auto" w:fill="FFFFFF"/>
           </w:tcPr>
           <w:p>
@@ -1037,10 +1030,11 @@
           </w:p>
         </w:tc>
       </w:tr>
+      <w:bookmarkEnd w:id="0"/>
       <w:tr>
         <w:tc>
           <w:tcPr>
-            <w:tcW w:w="1080" w:type="dxa"/>
+            <w:tcW w:w="1530" w:type="dxa"/>
             <w:shd w:val="clear" w:color="auto" w:fill="EBEDEE"/>
             <w:tcMar>
               <w:top w:w="120" w:type="dxa"/>
@@ -1061,7 +1055,7 @@
         </w:tc>
         <w:tc>
           <w:tcPr>
-            <w:tcW w:w="2340" w:type="dxa"/>
+            <w:tcW w:w="1890" w:type="dxa"/>
             <w:shd w:val="clear" w:color="auto" w:fill="EBEDEE"/>
             <w:vAlign w:val="center"/>
           </w:tcPr>
@@ -1146,7 +1140,7 @@
       <w:tr>
         <w:tc>
           <w:tcPr>
-            <w:tcW w:w="1080" w:type="dxa"/>
+            <w:tcW w:w="1530" w:type="dxa"/>
             <w:shd w:val="clear" w:color="auto" w:fill="FFFFFF"/>
             <w:tcMar>
               <w:top w:w="120" w:type="dxa"/>
@@ -1167,7 +1161,7 @@
         </w:tc>
         <w:tc>
           <w:tcPr>
-            <w:tcW w:w="2340" w:type="dxa"/>
+            <w:tcW w:w="1890" w:type="dxa"/>
             <w:shd w:val="clear" w:color="auto" w:fill="FFFFFF"/>
             <w:vAlign w:val="center"/>
           </w:tcPr>
@@ -1252,7 +1246,7 @@
       <w:tr>
         <w:tc>
           <w:tcPr>
-            <w:tcW w:w="1080" w:type="dxa"/>
+            <w:tcW w:w="1530" w:type="dxa"/>
             <w:shd w:val="clear" w:color="auto" w:fill="EBEDEE"/>
             <w:tcMar>
               <w:top w:w="120" w:type="dxa"/>
@@ -1273,7 +1267,7 @@
         </w:tc>
         <w:tc>
           <w:tcPr>
-            <w:tcW w:w="2340" w:type="dxa"/>
+            <w:tcW w:w="1890" w:type="dxa"/>
             <w:shd w:val="clear" w:color="auto" w:fill="EBEDEE"/>
             <w:vAlign w:val="center"/>
           </w:tcPr>
@@ -1358,7 +1352,7 @@
       <w:tr>
         <w:tc>
           <w:tcPr>
-            <w:tcW w:w="1080" w:type="dxa"/>
+            <w:tcW w:w="1530" w:type="dxa"/>
             <w:shd w:val="clear" w:color="auto" w:fill="FFFFFF"/>
             <w:tcMar>
               <w:top w:w="120" w:type="dxa"/>
@@ -1379,7 +1373,7 @@
         </w:tc>
         <w:tc>
           <w:tcPr>
-            <w:tcW w:w="2340" w:type="dxa"/>
+            <w:tcW w:w="1890" w:type="dxa"/>
             <w:shd w:val="clear" w:color="auto" w:fill="FFFFFF"/>
             <w:vAlign w:val="center"/>
           </w:tcPr>
@@ -1464,7 +1458,7 @@
       <w:tr>
         <w:tc>
           <w:tcPr>
-            <w:tcW w:w="1080" w:type="dxa"/>
+            <w:tcW w:w="1530" w:type="dxa"/>
             <w:shd w:val="clear" w:color="auto" w:fill="EBEDEE"/>
             <w:tcMar>
               <w:top w:w="120" w:type="dxa"/>
@@ -1485,7 +1479,7 @@
         </w:tc>
         <w:tc>
           <w:tcPr>
-            <w:tcW w:w="2340" w:type="dxa"/>
+            <w:tcW w:w="1890" w:type="dxa"/>
             <w:shd w:val="clear" w:color="auto" w:fill="EBEDEE"/>
             <w:vAlign w:val="center"/>
           </w:tcPr>
@@ -1578,7 +1572,7 @@
       <w:tr>
         <w:tc>
           <w:tcPr>
-            <w:tcW w:w="1080" w:type="dxa"/>
+            <w:tcW w:w="1530" w:type="dxa"/>
             <w:shd w:val="clear" w:color="auto" w:fill="FFFFFF"/>
             <w:tcMar>
               <w:top w:w="120" w:type="dxa"/>
@@ -1600,7 +1594,7 @@
         </w:tc>
         <w:tc>
           <w:tcPr>
-            <w:tcW w:w="2340" w:type="dxa"/>
+            <w:tcW w:w="1890" w:type="dxa"/>
             <w:shd w:val="clear" w:color="auto" w:fill="FFFFFF"/>
             <w:vAlign w:val="center"/>
           </w:tcPr>
@@ -1685,7 +1679,7 @@
       <w:tr>
         <w:tc>
           <w:tcPr>
-            <w:tcW w:w="1080" w:type="dxa"/>
+            <w:tcW w:w="1530" w:type="dxa"/>
             <w:shd w:val="clear" w:color="auto" w:fill="EBEDEE"/>
             <w:tcMar>
               <w:top w:w="120" w:type="dxa"/>
@@ -1706,7 +1700,7 @@
         </w:tc>
         <w:tc>
           <w:tcPr>
-            <w:tcW w:w="2340" w:type="dxa"/>
+            <w:tcW w:w="1890" w:type="dxa"/>
             <w:shd w:val="clear" w:color="auto" w:fill="EBEDEE"/>
             <w:vAlign w:val="center"/>
           </w:tcPr>
@@ -1791,7 +1785,7 @@
       <w:tr>
         <w:tc>
           <w:tcPr>
-            <w:tcW w:w="1080" w:type="dxa"/>
+            <w:tcW w:w="1530" w:type="dxa"/>
             <w:shd w:val="clear" w:color="auto" w:fill="FFFFFF"/>
             <w:tcMar>
               <w:top w:w="120" w:type="dxa"/>
@@ -1812,7 +1806,7 @@
         </w:tc>
         <w:tc>
           <w:tcPr>
-            <w:tcW w:w="2340" w:type="dxa"/>
+            <w:tcW w:w="1890" w:type="dxa"/>
             <w:shd w:val="clear" w:color="auto" w:fill="FFFFFF"/>
             <w:vAlign w:val="center"/>
           </w:tcPr>
@@ -4715,7 +4709,6 @@
           <w:sz w:val="36"/>
           <w:szCs w:val="36"/>
         </w:rPr>
-        <w:lastRenderedPageBreak/>
         <w:t>switch</w:t>
       </w:r>
       <w:r>
@@ -10086,6 +10079,7 @@
   <w:style w:type="character" w:default="1" w:styleId="DefaultParagraphFont">
     <w:name w:val="Default Paragraph Font"/>
     <w:uiPriority w:val="1"/>
+    <w:semiHidden/>
     <w:unhideWhenUsed/>
   </w:style>
   <w:style w:type="table" w:default="1" w:styleId="TableNormal">
@@ -10522,6 +10516,7 @@
   <w:style w:type="character" w:default="1" w:styleId="DefaultParagraphFont">
     <w:name w:val="Default Paragraph Font"/>
     <w:uiPriority w:val="1"/>
+    <w:semiHidden/>
     <w:unhideWhenUsed/>
   </w:style>
   <w:style w:type="table" w:default="1" w:styleId="TableNormal">
